--- a/data/DOC_TEMPLATE/Court & Case Management Applications.docx
+++ b/data/DOC_TEMPLATE/Court & Case Management Applications.docx
@@ -4,7 +4,8 @@
   <w:body>
     <w:p>
       <w:pPr>
-        <w:spacing w:after="240" w:before="240" w:lineRule="auto"/>
+        <w:spacing w:after="60" w:before="0" w:lineRule="auto" w:line="312"/>
+        <w:jc w:val="center"/>
         <w:rPr>
           <w:b w:val="1"/>
           <w:bCs w:val="1"/>
@@ -14,18 +15,168 @@
       </w:pPr>
       <w:r>
         <w:rPr>
+          <w:rFonts w:ascii="Times New Roman" w:hAnsi="Times New Roman"/>
+          <w:b/>
+          <w:bCs w:val="1"/>
+          <w:i w:val="0"/>
+          <w:color w:val="000000"/>
+          <w:sz w:val="22"/>
+          <w:szCs w:val="32"/>
+          <w:u w:val="none"/>
+          <w:rtl w:val="0"/>
+        </w:rPr>
+        <w:t xml:space="preserve">IN THE COURT OF {NAME AND DESIGNATION OF JUDGE}, {CITY / DISTRICT}.</w:t>
+      </w:r>
+    </w:p>
+    <w:p>
+      <w:pPr>
+        <w:spacing w:after="60" w:before="0" w:lineRule="auto" w:line="312"/>
+        <w:jc w:val="both"/>
+        <w:rPr>
           <w:b w:val="1"/>
           <w:bCs w:val="1"/>
-          <w:sz w:val="32"/>
-          <w:szCs w:val="32"/>
-          <w:rtl w:val="0"/>
-        </w:rPr>
-        <w:t xml:space="preserve">IN THE COURT OF {NAME AND DESIGNATION OF JUDGE}, {CITY / DISTRICT}.</w:t>
-      </w:r>
-    </w:p>
-    <w:p>
-      <w:pPr>
-        <w:spacing w:after="240" w:before="240" w:lineRule="auto"/>
+        </w:rPr>
+      </w:pPr>
+      <w:r>
+        <w:rPr>
+          <w:rFonts w:ascii="Times New Roman" w:hAnsi="Times New Roman"/>
+          <w:b/>
+          <w:bCs w:val="1"/>
+          <w:i w:val="0"/>
+          <w:color w:val="000000"/>
+          <w:sz w:val="22"/>
+          <w:u w:val="none"/>
+          <w:rtl w:val="0"/>
+        </w:rPr>
+        <w:t xml:space="preserve">Case Title: {CASE TITLE}, </w:t>
+      </w:r>
+      <w:r>
+        <w:rPr>
+          <w:rFonts w:ascii="Times New Roman" w:hAnsi="Times New Roman"/>
+          <w:b/>
+          <w:i w:val="0"/>
+          <w:color w:val="000000"/>
+          <w:sz w:val="22"/>
+          <w:u w:val="none"/>
+          <w:rtl w:val="0"/>
+        </w:rPr>
+        <w:t xml:space="preserve">e.g., </w:t>
+      </w:r>
+      <w:r>
+        <w:rPr>
+          <w:rFonts w:ascii="Times New Roman" w:hAnsi="Times New Roman"/>
+          <w:b/>
+          <w:bCs w:val="1"/>
+          <w:i w:val="0"/>
+          <w:color w:val="000000"/>
+          <w:sz w:val="22"/>
+          <w:u w:val="none"/>
+          <w:rtl w:val="0"/>
+        </w:rPr>
+        <w:t xml:space="preserve">{Applicant Name} </w:t>
+      </w:r>
+      <w:r>
+        <w:rPr>
+          <w:rFonts w:ascii="Times New Roman" w:hAnsi="Times New Roman"/>
+          <w:b/>
+          <w:i w:val="0"/>
+          <w:color w:val="000000"/>
+          <w:sz w:val="22"/>
+          <w:u w:val="none"/>
+          <w:rtl w:val="0"/>
+        </w:rPr>
+        <w:t xml:space="preserve">versus</w:t>
+      </w:r>
+      <w:r>
+        <w:rPr>
+          <w:rFonts w:ascii="Times New Roman" w:hAnsi="Times New Roman"/>
+          <w:b/>
+          <w:bCs w:val="1"/>
+          <w:i w:val="0"/>
+          <w:color w:val="000000"/>
+          <w:sz w:val="22"/>
+          <w:u w:val="none"/>
+          <w:rtl w:val="0"/>
+        </w:rPr>
+        <w:t xml:space="preserve"> {Respondent Name}</w:t>
+      </w:r>
+    </w:p>
+    <w:p>
+      <w:pPr>
+        <w:spacing w:after="60" w:before="0" w:lineRule="auto" w:line="312"/>
+        <w:ind w:firstLine="360"/>
+        <w:jc w:val="both"/>
+        <w:rPr/>
+      </w:pPr>
+      <w:r>
+        <w:rPr>
+          <w:rFonts w:ascii="Times New Roman" w:hAnsi="Times New Roman"/>
+          <w:b w:val="0"/>
+          <w:bCs w:val="1"/>
+          <w:i w:val="0"/>
+          <w:color w:val="000000"/>
+          <w:sz w:val="22"/>
+          <w:u w:val="none"/>
+          <w:rtl w:val="0"/>
+        </w:rPr>
+        <w:t xml:space="preserve">Case Number:</w:t>
+      </w:r>
+      <w:r>
+        <w:rPr>
+          <w:rFonts w:ascii="Times New Roman" w:hAnsi="Times New Roman"/>
+          <w:b w:val="0"/>
+          <w:i w:val="0"/>
+          <w:color w:val="000000"/>
+          <w:sz w:val="22"/>
+          <w:u w:val="none"/>
+          <w:rtl w:val="0"/>
+        </w:rPr>
+        <w:t xml:space="preserve"> {CASE NUMBER OR "IN THE MATTER OF"}</w:t>
+      </w:r>
+    </w:p>
+    <w:p>
+      <w:pPr>
+        <w:spacing w:after="60" w:before="0" w:lineRule="auto" w:line="312"/>
+        <w:jc w:val="both"/>
+        <w:rPr/>
+      </w:pPr>
+      <w:r>
+        <w:rPr>
+          <w:rFonts w:ascii="Times New Roman" w:hAnsi="Times New Roman"/>
+          <w:b/>
+          <w:i w:val="0"/>
+          <w:color w:val="000000"/>
+          <w:sz w:val="22"/>
+          <w:u w:val="none"/>
+          <w:rtl w:val="0"/>
+        </w:rPr>
+        <w:t xml:space="preserve">APPLICATION FOR EARLY HEARING</w:t>
+      </w:r>
+    </w:p>
+    <w:p>
+      <w:pPr>
+        <w:spacing w:after="60" w:before="0" w:lineRule="auto" w:line="312"/>
+        <w:ind w:firstLine="360"/>
+        <w:jc w:val="both"/>
+        <w:rPr/>
+      </w:pPr>
+      <w:r>
+        <w:rPr>
+          <w:rFonts w:ascii="Times New Roman" w:hAnsi="Times New Roman"/>
+          <w:b w:val="0"/>
+          <w:i w:val="0"/>
+          <w:color w:val="000000"/>
+          <w:sz w:val="22"/>
+          <w:u w:val="none"/>
+          <w:rtl w:val="0"/>
+        </w:rPr>
+        <w:t xml:space="preserve">May it please your Honour,</w:t>
+      </w:r>
+    </w:p>
+    <w:p>
+      <w:pPr>
+        <w:spacing w:after="60" w:before="0" w:lineRule="auto" w:line="312"/>
+        <w:jc w:val="both"/>
         <w:rPr>
           <w:b w:val="1"/>
           <w:bCs w:val="1"/>
@@ -33,88 +184,336 @@
       </w:pPr>
       <w:r>
         <w:rPr>
+          <w:rFonts w:ascii="Times New Roman" w:hAnsi="Times New Roman"/>
+          <w:b/>
+          <w:i w:val="0"/>
+          <w:color w:val="000000"/>
+          <w:sz w:val="22"/>
+          <w:u w:val="none"/>
+          <w:rtl w:val="0"/>
+        </w:rPr>
+        <w:t xml:space="preserve">That the Petitioner/Applicant filed a petition/titled case before this Honourable Court for the redressal of his grievances against the Respondent(s). This Honourable Court was pleased to issue notices to the Respondent(s) for {personal appearance / para-wise comments / filing of reply} on </w:t>
+      </w:r>
+      <w:r>
+        <w:rPr>
+          <w:rFonts w:ascii="Times New Roman" w:hAnsi="Times New Roman"/>
+          <w:b/>
+          <w:bCs w:val="1"/>
+          <w:i w:val="0"/>
+          <w:color w:val="000000"/>
+          <w:sz w:val="22"/>
+          <w:u w:val="none"/>
+          <w:rtl w:val="0"/>
+        </w:rPr>
+        <w:t xml:space="preserve">{DATE OF FIRST HEARING}.</w:t>
+      </w:r>
+    </w:p>
+    <w:p>
+      <w:pPr>
+        <w:spacing w:after="60" w:before="0" w:lineRule="auto" w:line="312"/>
+        <w:ind w:firstLine="360"/>
+        <w:jc w:val="both"/>
+        <w:rPr>
           <w:b w:val="1"/>
           <w:bCs w:val="1"/>
-          <w:rtl w:val="0"/>
-        </w:rPr>
-        <w:t xml:space="preserve">Case Title: {CASE TITLE}, </w:t>
-      </w:r>
-      <w:r>
-        <w:rPr>
-          <w:rtl w:val="0"/>
-        </w:rPr>
-        <w:t xml:space="preserve">e.g., </w:t>
-      </w:r>
-      <w:r>
+        </w:rPr>
+      </w:pPr>
+      <w:r>
+        <w:rPr>
+          <w:rFonts w:ascii="Times New Roman" w:hAnsi="Times New Roman"/>
+          <w:b/>
+          <w:i w:val="0"/>
+          <w:color w:val="000000"/>
+          <w:sz w:val="22"/>
+          <w:u w:val="none"/>
+          <w:rtl w:val="0"/>
+        </w:rPr>
+        <w:t xml:space="preserve">That on the said date, i.e., </w:t>
+      </w:r>
+      <w:r>
+        <w:rPr>
+          <w:rFonts w:ascii="Times New Roman" w:hAnsi="Times New Roman"/>
+          <w:b/>
+          <w:bCs w:val="1"/>
+          <w:i w:val="0"/>
+          <w:color w:val="000000"/>
+          <w:sz w:val="22"/>
+          <w:u w:val="none"/>
+          <w:rtl w:val="0"/>
+        </w:rPr>
+        <w:t xml:space="preserve">{DATE OF FIRST HEARING}</w:t>
+      </w:r>
+      <w:r>
+        <w:rPr>
+          <w:rFonts w:ascii="Times New Roman" w:hAnsi="Times New Roman"/>
+          <w:b/>
+          <w:i w:val="0"/>
+          <w:color w:val="000000"/>
+          <w:sz w:val="22"/>
+          <w:u w:val="none"/>
+          <w:rtl w:val="0"/>
+        </w:rPr>
+        <w:t xml:space="preserve">, the Respondent(s) {failed to appear / failed to file requisite reply / sought adjournment}. Consequently, this Honourable Court adjourned the case for</w:t>
+      </w:r>
+      <w:r>
+        <w:rPr>
+          <w:rFonts w:ascii="Times New Roman" w:hAnsi="Times New Roman"/>
+          <w:b/>
+          <w:bCs w:val="1"/>
+          <w:i w:val="0"/>
+          <w:color w:val="000000"/>
+          <w:sz w:val="22"/>
+          <w:u w:val="none"/>
+          <w:rtl w:val="0"/>
+        </w:rPr>
+        <w:t xml:space="preserve"> {NEXT DATE OF HEARING, e.g., 02-03-2009}.</w:t>
+      </w:r>
+    </w:p>
+    <w:p>
+      <w:pPr>
+        <w:spacing w:after="60" w:before="0" w:lineRule="auto" w:line="312"/>
+        <w:jc w:val="both"/>
+        <w:rPr/>
+      </w:pPr>
+      <w:r>
+        <w:rPr>
+          <w:rFonts w:ascii="Times New Roman" w:hAnsi="Times New Roman"/>
+          <w:b/>
+          <w:i w:val="0"/>
+          <w:color w:val="000000"/>
+          <w:sz w:val="22"/>
+          <w:u w:val="none"/>
+          <w:rtl w:val="0"/>
+        </w:rPr>
+        <w:t xml:space="preserve">That the matter is urgent. The Respondent(s) are</w:t>
+      </w:r>
+      <w:r>
+        <w:rPr>
+          <w:rFonts w:ascii="Times New Roman" w:hAnsi="Times New Roman"/>
+          <w:b/>
+          <w:i w:val="0"/>
+          <w:color w:val="000000"/>
+          <w:sz w:val="22"/>
+          <w:u w:val="none"/>
+          <w:rtl w:val="0"/>
+        </w:rPr>
+        <w:t xml:space="preserve"> {creating harassment / causing prejudice / taking adverse actions}</w:t>
+      </w:r>
+      <w:r>
+        <w:rPr>
+          <w:rFonts w:ascii="Times New Roman" w:hAnsi="Times New Roman"/>
+          <w:b/>
+          <w:i w:val="0"/>
+          <w:color w:val="000000"/>
+          <w:sz w:val="22"/>
+          <w:u w:val="none"/>
+          <w:rtl w:val="0"/>
+        </w:rPr>
+        <w:t xml:space="preserve"> towards the Applicant and his family members. There is a great apprehension that the Respondent(s) will </w:t>
+      </w:r>
+      <w:r>
+        <w:rPr>
+          <w:rFonts w:ascii="Times New Roman" w:hAnsi="Times New Roman"/>
+          <w:b/>
+          <w:i w:val="0"/>
+          <w:color w:val="000000"/>
+          <w:sz w:val="22"/>
+          <w:u w:val="none"/>
+          <w:rtl w:val="0"/>
+        </w:rPr>
+        <w:t xml:space="preserve">{cause irreparable harm / involve the Applicant in false litigation / defeat the purpose of the petition}</w:t>
+      </w:r>
+      <w:r>
+        <w:rPr>
+          <w:rFonts w:ascii="Times New Roman" w:hAnsi="Times New Roman"/>
+          <w:b/>
+          <w:i w:val="0"/>
+          <w:color w:val="000000"/>
+          <w:sz w:val="22"/>
+          <w:u w:val="none"/>
+          <w:rtl w:val="0"/>
+        </w:rPr>
+        <w:t xml:space="preserve"> if the hearing is delayed.</w:t>
+      </w:r>
+    </w:p>
+    <w:p>
+      <w:pPr>
+        <w:spacing w:after="60" w:before="0" w:lineRule="auto" w:line="312"/>
+        <w:jc w:val="both"/>
+        <w:rPr/>
+      </w:pPr>
+      <w:r>
+        <w:rPr>
+          <w:rFonts w:ascii="Times New Roman" w:hAnsi="Times New Roman"/>
+          <w:b/>
+          <w:i w:val="0"/>
+          <w:color w:val="000000"/>
+          <w:sz w:val="22"/>
+          <w:u w:val="none"/>
+          <w:rtl w:val="0"/>
+        </w:rPr>
+        <w:t xml:space="preserve">That if this Honourable Court does not grant an early hearing, the Applicant will suffer irreparable loss and injury which cannot be compensated at a later stage.</w:t>
+      </w:r>
+    </w:p>
+    <w:p>
+      <w:pPr>
+        <w:spacing w:after="60" w:before="0" w:lineRule="auto" w:line="312"/>
+        <w:jc w:val="both"/>
         <w:rPr>
           <w:b w:val="1"/>
           <w:bCs w:val="1"/>
-          <w:rtl w:val="0"/>
-        </w:rPr>
-        <w:t xml:space="preserve">{Applicant Name} </w:t>
-      </w:r>
-      <w:r>
-        <w:rPr>
-          <w:rtl w:val="0"/>
-        </w:rPr>
-        <w:t xml:space="preserve">versus</w:t>
-      </w:r>
-      <w:r>
+        </w:rPr>
+      </w:pPr>
+      <w:r>
+        <w:rPr>
+          <w:rFonts w:ascii="Times New Roman" w:hAnsi="Times New Roman"/>
+          <w:b/>
+          <w:bCs w:val="1"/>
+          <w:i w:val="0"/>
+          <w:color w:val="000000"/>
+          <w:sz w:val="22"/>
+          <w:u w:val="none"/>
+          <w:rtl w:val="0"/>
+        </w:rPr>
+        <w:t xml:space="preserve">PRAYER:</w:t>
+      </w:r>
+    </w:p>
+    <w:p>
+      <w:pPr>
+        <w:spacing w:after="60" w:before="0" w:lineRule="auto" w:line="312"/>
+        <w:ind w:firstLine="360"/>
+        <w:jc w:val="both"/>
+        <w:rPr/>
+      </w:pPr>
+      <w:r>
+        <w:rPr>
+          <w:rFonts w:ascii="Times New Roman" w:hAnsi="Times New Roman"/>
+          <w:b w:val="0"/>
+          <w:i w:val="0"/>
+          <w:color w:val="000000"/>
+          <w:sz w:val="22"/>
+          <w:u w:val="none"/>
+          <w:rtl w:val="0"/>
+        </w:rPr>
+        <w:t xml:space="preserve">Under the circumstances stated above, it is most humbly prayed that this Honourable Court may graciously be pleased to:</w:t>
+      </w:r>
+    </w:p>
+    <w:p>
+      <w:pPr>
+        <w:spacing w:after="60" w:before="0" w:lineRule="auto" w:line="312"/>
+        <w:jc w:val="both"/>
+        <w:rPr/>
+      </w:pPr>
+      <w:r>
+        <w:rPr>
+          <w:rFonts w:ascii="Times New Roman" w:hAnsi="Times New Roman"/>
+          <w:b/>
+          <w:i w:val="0"/>
+          <w:color w:val="000000"/>
+          <w:sz w:val="22"/>
+          <w:u w:val="none"/>
+          <w:rtl w:val="0"/>
+        </w:rPr>
+        <w:t xml:space="preserve">Accept the present application for early hearing, and</w:t>
+      </w:r>
+    </w:p>
+    <w:p>
+      <w:pPr>
+        <w:spacing w:after="60" w:before="0" w:lineRule="auto" w:line="312"/>
+        <w:ind w:firstLine="360"/>
+        <w:jc w:val="both"/>
+        <w:rPr/>
+      </w:pPr>
+      <w:r>
+        <w:rPr>
+          <w:rFonts w:ascii="Times New Roman" w:hAnsi="Times New Roman"/>
+          <w:b w:val="0"/>
+          <w:i w:val="0"/>
+          <w:color w:val="000000"/>
+          <w:sz w:val="22"/>
+          <w:u w:val="none"/>
+          <w:rtl w:val="0"/>
+        </w:rPr>
+        <w:t xml:space="preserve">Pre-pone the hearing of the titled case from</w:t>
+      </w:r>
+      <w:r>
+        <w:rPr>
+          <w:rFonts w:ascii="Times New Roman" w:hAnsi="Times New Roman"/>
+          <w:b w:val="0"/>
+          <w:bCs w:val="1"/>
+          <w:i w:val="0"/>
+          <w:color w:val="000000"/>
+          <w:sz w:val="22"/>
+          <w:u w:val="none"/>
+          <w:rtl w:val="0"/>
+        </w:rPr>
+        <w:t xml:space="preserve"> {SCHEDULED DATE, e.g., 02-03-2009}</w:t>
+      </w:r>
+      <w:r>
+        <w:rPr>
+          <w:rFonts w:ascii="Times New Roman" w:hAnsi="Times New Roman"/>
+          <w:b w:val="0"/>
+          <w:i w:val="0"/>
+          <w:color w:val="000000"/>
+          <w:sz w:val="22"/>
+          <w:u w:val="none"/>
+          <w:rtl w:val="0"/>
+        </w:rPr>
+        <w:t xml:space="preserve"> to any earlier and convenient date, in the interest of justice.</w:t>
+      </w:r>
+    </w:p>
+    <w:p>
+      <w:pPr>
+        <w:spacing w:after="60" w:before="0" w:lineRule="auto" w:line="312"/>
+        <w:jc w:val="both"/>
         <w:rPr>
           <w:b w:val="1"/>
           <w:bCs w:val="1"/>
-          <w:rtl w:val="0"/>
-        </w:rPr>
-        <w:t xml:space="preserve"> {Respondent Name}</w:t>
-      </w:r>
-    </w:p>
-    <w:p>
-      <w:pPr>
-        <w:spacing w:after="240" w:before="240" w:lineRule="auto"/>
-        <w:rPr/>
-      </w:pPr>
-      <w:r>
+        </w:rPr>
+      </w:pPr>
+      <w:r>
+        <w:rPr>
+          <w:rFonts w:ascii="Times New Roman" w:hAnsi="Times New Roman"/>
+          <w:b/>
+          <w:bCs w:val="1"/>
+          <w:i w:val="0"/>
+          <w:color w:val="000000"/>
+          <w:sz w:val="22"/>
+          <w:u w:val="none"/>
+          <w:rtl w:val="0"/>
+        </w:rPr>
+        <w:t xml:space="preserve">APPLICANT / PETITIONER</w:t>
+      </w:r>
+    </w:p>
+    <w:p>
+      <w:pPr>
+        <w:spacing w:after="60" w:before="0" w:lineRule="auto" w:line="312"/>
+        <w:ind w:firstLine="432"/>
+        <w:jc w:val="both"/>
         <w:rPr>
           <w:b w:val="1"/>
           <w:bCs w:val="1"/>
-          <w:rtl w:val="0"/>
-        </w:rPr>
-        <w:t xml:space="preserve">Case Number:</w:t>
-      </w:r>
-      <w:r>
-        <w:rPr>
-          <w:rtl w:val="0"/>
-        </w:rPr>
-        <w:t xml:space="preserve"> {CASE NUMBER OR "IN THE MATTER OF"}</w:t>
-      </w:r>
-    </w:p>
-    <w:p>
-      <w:pPr>
-        <w:spacing w:after="240" w:before="240" w:lineRule="auto"/>
-        <w:rPr/>
-      </w:pPr>
-      <w:r>
-        <w:rPr>
-          <w:rtl w:val="0"/>
-        </w:rPr>
-        <w:t xml:space="preserve">APPLICATION FOR EARLY HEARING</w:t>
-      </w:r>
-    </w:p>
-    <w:p>
-      <w:pPr>
-        <w:spacing w:after="240" w:before="240" w:lineRule="auto"/>
-        <w:rPr/>
-      </w:pPr>
-      <w:r>
-        <w:rPr>
-          <w:rtl w:val="0"/>
-        </w:rPr>
-        <w:t xml:space="preserve">May it please your Honour,</w:t>
-      </w:r>
-    </w:p>
-    <w:p>
-      <w:pPr>
-        <w:spacing w:after="240" w:before="240" w:lineRule="auto"/>
+        </w:rPr>
+      </w:pPr>
+      <w:r>
+        <w:rPr>
+          <w:rFonts w:ascii="Times New Roman" w:hAnsi="Times New Roman"/>
+          <w:b/>
+          <w:bCs w:val="1"/>
+          <w:i w:val="0"/>
+          <w:color w:val="000000"/>
+          <w:sz w:val="22"/>
+          <w:u w:val="none"/>
+          <w:rtl w:val="0"/>
+        </w:rPr>
+        <w:t xml:space="preserve">Through Counsel:</w:t>
+      </w:r>
+    </w:p>
+    <w:p>
+      <w:pPr>
+        <w:spacing w:after="60" w:before="0" w:lineRule="auto" w:line="312"/>
+        <w:ind w:firstLine="360"/>
+        <w:jc w:val="both"/>
         <w:rPr>
           <w:b w:val="1"/>
           <w:bCs w:val="1"/>
@@ -122,219 +521,13 @@
       </w:pPr>
       <w:r>
         <w:rPr>
-          <w:rtl w:val="0"/>
-        </w:rPr>
-        <w:t xml:space="preserve">That the Petitioner/Applicant filed a petition/titled case before this Honourable Court for the redressal of his grievances against the Respondent(s). This Honourable Court was pleased to issue notices to the Respondent(s) for {personal appearance / para-wise comments / filing of reply} on </w:t>
-      </w:r>
-      <w:r>
-        <w:rPr>
-          <w:b w:val="1"/>
-          <w:bCs w:val="1"/>
-          <w:rtl w:val="0"/>
-        </w:rPr>
-        <w:t xml:space="preserve">{DATE OF FIRST HEARING}.</w:t>
-      </w:r>
-    </w:p>
-    <w:p>
-      <w:pPr>
-        <w:spacing w:after="240" w:before="240" w:lineRule="auto"/>
-        <w:rPr>
-          <w:b w:val="1"/>
-          <w:bCs w:val="1"/>
-        </w:rPr>
-      </w:pPr>
-      <w:r>
-        <w:rPr>
-          <w:rtl w:val="0"/>
-        </w:rPr>
-        <w:t xml:space="preserve">That on the said date, i.e., </w:t>
-      </w:r>
-      <w:r>
-        <w:rPr>
-          <w:b w:val="1"/>
-          <w:bCs w:val="1"/>
-          <w:rtl w:val="0"/>
-        </w:rPr>
-        <w:t xml:space="preserve">{DATE OF FIRST HEARING}</w:t>
-      </w:r>
-      <w:r>
-        <w:rPr>
-          <w:rtl w:val="0"/>
-        </w:rPr>
-        <w:t xml:space="preserve">, the Respondent(s) {failed to appear / failed to file requisite reply / sought adjournment}. Consequently, this Honourable Court adjourned the case for</w:t>
-      </w:r>
-      <w:r>
-        <w:rPr>
-          <w:b w:val="1"/>
-          <w:bCs w:val="1"/>
-          <w:rtl w:val="0"/>
-        </w:rPr>
-        <w:t xml:space="preserve"> {NEXT DATE OF HEARING, e.g., 02-03-2009}.</w:t>
-      </w:r>
-    </w:p>
-    <w:p>
-      <w:pPr>
-        <w:spacing w:after="240" w:before="240" w:lineRule="auto"/>
-        <w:rPr/>
-      </w:pPr>
-      <w:r>
-        <w:rPr>
-          <w:rtl w:val="0"/>
-        </w:rPr>
-        <w:t xml:space="preserve">That the matter is urgent. The Respondent(s) are</w:t>
-      </w:r>
-      <w:r>
-        <w:rPr>
-          <w:u w:val="single"/>
-          <w:rtl w:val="0"/>
-        </w:rPr>
-        <w:t xml:space="preserve"> {creating harassment / causing prejudice / taking adverse actions}</w:t>
-      </w:r>
-      <w:r>
-        <w:rPr>
-          <w:rtl w:val="0"/>
-        </w:rPr>
-        <w:t xml:space="preserve"> towards the Applicant and his family members. There is a great apprehension that the Respondent(s) will </w:t>
-      </w:r>
-      <w:r>
-        <w:rPr>
-          <w:u w:val="single"/>
-          <w:rtl w:val="0"/>
-        </w:rPr>
-        <w:t xml:space="preserve">{cause irreparable harm / involve the Applicant in false litigation / defeat the purpose of the petition}</w:t>
-      </w:r>
-      <w:r>
-        <w:rPr>
-          <w:rtl w:val="0"/>
-        </w:rPr>
-        <w:t xml:space="preserve"> if the hearing is delayed.</w:t>
-      </w:r>
-    </w:p>
-    <w:p>
-      <w:pPr>
-        <w:spacing w:after="240" w:before="240" w:lineRule="auto"/>
-        <w:rPr/>
-      </w:pPr>
-      <w:r>
-        <w:rPr>
-          <w:rtl w:val="0"/>
-        </w:rPr>
-        <w:t xml:space="preserve">That if this Honourable Court does not grant an early hearing, the Applicant will suffer irreparable loss and injury which cannot be compensated at a later stage.</w:t>
-      </w:r>
-    </w:p>
-    <w:p>
-      <w:pPr>
-        <w:spacing w:after="240" w:before="240" w:lineRule="auto"/>
-        <w:rPr>
-          <w:b w:val="1"/>
-          <w:bCs w:val="1"/>
-        </w:rPr>
-      </w:pPr>
-      <w:r>
-        <w:rPr>
-          <w:b w:val="1"/>
-          <w:bCs w:val="1"/>
-          <w:rtl w:val="0"/>
-        </w:rPr>
-        <w:t xml:space="preserve">PRAYER:</w:t>
-      </w:r>
-    </w:p>
-    <w:p>
-      <w:pPr>
-        <w:spacing w:after="240" w:before="240" w:lineRule="auto"/>
-        <w:rPr/>
-      </w:pPr>
-      <w:r>
-        <w:rPr>
-          <w:rtl w:val="0"/>
-        </w:rPr>
-        <w:t xml:space="preserve">Under the circumstances stated above, it is most humbly prayed that this Honourable Court may graciously be pleased to:</w:t>
-      </w:r>
-    </w:p>
-    <w:p>
-      <w:pPr>
-        <w:spacing w:after="240" w:before="240" w:lineRule="auto"/>
-        <w:rPr/>
-      </w:pPr>
-      <w:r>
-        <w:rPr>
-          <w:rtl w:val="0"/>
-        </w:rPr>
-        <w:t xml:space="preserve">Accept the present application for early hearing, and</w:t>
-      </w:r>
-    </w:p>
-    <w:p>
-      <w:pPr>
-        <w:spacing w:after="240" w:before="240" w:lineRule="auto"/>
-        <w:rPr/>
-      </w:pPr>
-      <w:r>
-        <w:rPr>
-          <w:rtl w:val="0"/>
-        </w:rPr>
-        <w:t xml:space="preserve">Pre-pone the hearing of the titled case from</w:t>
-      </w:r>
-      <w:r>
-        <w:rPr>
-          <w:b w:val="1"/>
-          <w:bCs w:val="1"/>
-          <w:rtl w:val="0"/>
-        </w:rPr>
-        <w:t xml:space="preserve"> {SCHEDULED DATE, e.g., 02-03-2009}</w:t>
-      </w:r>
-      <w:r>
-        <w:rPr>
-          <w:rtl w:val="0"/>
-        </w:rPr>
-        <w:t xml:space="preserve"> to any earlier and convenient date, in the interest of justice.</w:t>
-      </w:r>
-    </w:p>
-    <w:p>
-      <w:pPr>
-        <w:spacing w:after="240" w:before="240" w:lineRule="auto"/>
-        <w:rPr>
-          <w:b w:val="1"/>
-          <w:bCs w:val="1"/>
-        </w:rPr>
-      </w:pPr>
-      <w:r>
-        <w:rPr>
-          <w:b w:val="1"/>
-          <w:bCs w:val="1"/>
-          <w:rtl w:val="0"/>
-        </w:rPr>
-        <w:t xml:space="preserve">APPLICANT / PETITIONER</w:t>
-      </w:r>
-    </w:p>
-    <w:p>
-      <w:pPr>
-        <w:spacing w:after="240" w:before="240" w:lineRule="auto"/>
-        <w:rPr>
-          <w:b w:val="1"/>
-          <w:bCs w:val="1"/>
-        </w:rPr>
-      </w:pPr>
-      <w:r>
-        <w:rPr>
-          <w:b w:val="1"/>
-          <w:bCs w:val="1"/>
-          <w:rtl w:val="0"/>
-        </w:rPr>
-        <w:t xml:space="preserve">Through Counsel:</w:t>
-      </w:r>
-    </w:p>
-    <w:p>
-      <w:pPr>
-        <w:spacing w:after="240" w:before="240" w:lineRule="auto"/>
-        <w:rPr>
-          <w:b w:val="1"/>
-          <w:bCs w:val="1"/>
-        </w:rPr>
-      </w:pPr>
-      <w:r>
-        <w:rPr>
-          <w:b w:val="1"/>
-          <w:bCs w:val="1"/>
+          <w:rFonts w:ascii="Times New Roman" w:hAnsi="Times New Roman"/>
+          <w:b/>
+          <w:bCs w:val="1"/>
+          <w:i w:val="0"/>
+          <w:color w:val="000000"/>
+          <w:sz w:val="22"/>
+          <w:u w:val="none"/>
           <w:rtl w:val="0"/>
         </w:rPr>
         <w:t xml:space="preserve">({NAME OF ADVOCATE})</w:t>
@@ -342,11 +535,19 @@
     </w:p>
     <w:p>
       <w:pPr>
-        <w:spacing w:after="240" w:before="240" w:lineRule="auto"/>
-        <w:rPr/>
-      </w:pPr>
-      <w:r>
-        <w:rPr>
+        <w:spacing w:after="60" w:before="0" w:lineRule="auto" w:line="312"/>
+        <w:ind w:firstLine="360"/>
+        <w:jc w:val="both"/>
+        <w:rPr/>
+      </w:pPr>
+      <w:r>
+        <w:rPr>
+          <w:rFonts w:ascii="Times New Roman" w:hAnsi="Times New Roman"/>
+          <w:b/>
+          <w:i w:val="0"/>
+          <w:color w:val="000000"/>
+          <w:sz w:val="22"/>
+          <w:u w:val="none"/>
           <w:rtl w:val="0"/>
         </w:rPr>
         <w:t xml:space="preserve">Advocate</w:t>
@@ -354,19 +555,32 @@
     </w:p>
     <w:p>
       <w:pPr>
-        <w:spacing w:after="240" w:before="240" w:lineRule="auto"/>
-        <w:rPr/>
-      </w:pPr>
-      <w:r>
-        <w:rPr>
-          <w:b w:val="1"/>
-          <w:bCs w:val="1"/>
+        <w:spacing w:after="60" w:before="0" w:lineRule="auto" w:line="312"/>
+        <w:ind w:firstLine="360"/>
+        <w:jc w:val="both"/>
+        <w:rPr/>
+      </w:pPr>
+      <w:r>
+        <w:rPr>
+          <w:rFonts w:ascii="Times New Roman" w:hAnsi="Times New Roman"/>
+          <w:b/>
+          <w:bCs w:val="1"/>
+          <w:i w:val="0"/>
+          <w:color w:val="000000"/>
+          <w:sz w:val="22"/>
+          <w:u w:val="none"/>
           <w:rtl w:val="0"/>
         </w:rPr>
         <w:t xml:space="preserve">Enrollment No.</w:t>
       </w:r>
       <w:r>
         <w:rPr>
+          <w:rFonts w:ascii="Times New Roman" w:hAnsi="Times New Roman"/>
+          <w:b/>
+          <w:i w:val="0"/>
+          <w:color w:val="000000"/>
+          <w:sz w:val="22"/>
+          <w:u w:val="none"/>
           <w:rtl w:val="0"/>
         </w:rPr>
         <w:t xml:space="preserve"> {BAR COUNCIL NUMBER}</w:t>
@@ -374,19 +588,32 @@
     </w:p>
     <w:p>
       <w:pPr>
-        <w:spacing w:after="240" w:before="240" w:lineRule="auto"/>
-        <w:rPr/>
-      </w:pPr>
-      <w:r>
-        <w:rPr>
-          <w:b w:val="1"/>
-          <w:bCs w:val="1"/>
+        <w:spacing w:after="60" w:before="0" w:lineRule="auto" w:line="312"/>
+        <w:ind w:firstLine="360"/>
+        <w:jc w:val="both"/>
+        <w:rPr/>
+      </w:pPr>
+      <w:r>
+        <w:rPr>
+          <w:rFonts w:ascii="Times New Roman" w:hAnsi="Times New Roman"/>
+          <w:b/>
+          <w:bCs w:val="1"/>
+          <w:i w:val="0"/>
+          <w:color w:val="000000"/>
+          <w:sz w:val="22"/>
+          <w:u w:val="none"/>
           <w:rtl w:val="0"/>
         </w:rPr>
         <w:t xml:space="preserve">Dated:</w:t>
       </w:r>
       <w:r>
         <w:rPr>
+          <w:rFonts w:ascii="Times New Roman" w:hAnsi="Times New Roman"/>
+          <w:b/>
+          <w:i w:val="0"/>
+          <w:color w:val="000000"/>
+          <w:sz w:val="22"/>
+          <w:u w:val="none"/>
           <w:rtl w:val="0"/>
         </w:rPr>
         <w:t xml:space="preserve"> {DATE OF FILING}</w:t>
@@ -394,11 +621,19 @@
     </w:p>
     <w:p>
       <w:pPr>
-        <w:spacing w:after="240" w:before="240" w:lineRule="auto"/>
-        <w:rPr/>
-      </w:pPr>
-      <w:r>
-        <w:rPr>
+        <w:spacing w:after="60" w:before="0" w:lineRule="auto" w:line="312"/>
+        <w:ind w:firstLine="360"/>
+        <w:jc w:val="both"/>
+        <w:rPr/>
+      </w:pPr>
+      <w:r>
+        <w:rPr>
+          <w:rFonts w:ascii="Times New Roman" w:hAnsi="Times New Roman"/>
+          <w:b w:val="0"/>
+          <w:i w:val="0"/>
+          <w:color w:val="000000"/>
+          <w:sz w:val="22"/>
+          <w:u w:val="none"/>
           <w:rtl w:val="0"/>
         </w:rPr>
         <w:t xml:space="preserve">PLACEHOLDER GUIDE FOR USER INPUT (For Early Hearing Application):</w:t>
@@ -406,11 +641,19 @@
     </w:p>
     <w:p>
       <w:pPr>
-        <w:spacing w:after="240" w:before="240" w:lineRule="auto"/>
-        <w:rPr/>
-      </w:pPr>
-      <w:r>
-        <w:rPr>
+        <w:spacing w:after="60" w:before="0" w:lineRule="auto" w:line="312"/>
+        <w:ind w:firstLine="360"/>
+        <w:jc w:val="both"/>
+        <w:rPr/>
+      </w:pPr>
+      <w:r>
+        <w:rPr>
+          <w:rFonts w:ascii="Times New Roman" w:hAnsi="Times New Roman"/>
+          <w:b w:val="0"/>
+          <w:i w:val="0"/>
+          <w:color w:val="000000"/>
+          <w:sz w:val="22"/>
+          <w:u w:val="none"/>
           <w:rtl w:val="0"/>
         </w:rPr>
         <w:t xml:space="preserve">{NAME AND DESIGNATION OF JUDGE}: [e.g., SESSION JUDGE, DISTRICT JUDGE, CIVIL JUDGE]</w:t>
@@ -418,11 +661,19 @@
     </w:p>
     <w:p>
       <w:pPr>
-        <w:spacing w:after="240" w:before="240" w:lineRule="auto"/>
-        <w:rPr/>
-      </w:pPr>
-      <w:r>
-        <w:rPr>
+        <w:spacing w:after="60" w:before="0" w:lineRule="auto" w:line="312"/>
+        <w:ind w:firstLine="360"/>
+        <w:jc w:val="both"/>
+        <w:rPr/>
+      </w:pPr>
+      <w:r>
+        <w:rPr>
+          <w:rFonts w:ascii="Times New Roman" w:hAnsi="Times New Roman"/>
+          <w:b w:val="0"/>
+          <w:i w:val="0"/>
+          <w:color w:val="000000"/>
+          <w:sz w:val="22"/>
+          <w:u w:val="none"/>
           <w:rtl w:val="0"/>
         </w:rPr>
         <w:t xml:space="preserve">{CITY / DISTRICT}: [Location of the court]</w:t>
@@ -430,11 +681,19 @@
     </w:p>
     <w:p>
       <w:pPr>
-        <w:spacing w:after="240" w:before="240" w:lineRule="auto"/>
-        <w:rPr/>
-      </w:pPr>
-      <w:r>
-        <w:rPr>
+        <w:spacing w:after="60" w:before="0" w:lineRule="auto" w:line="312"/>
+        <w:ind w:firstLine="360"/>
+        <w:jc w:val="both"/>
+        <w:rPr/>
+      </w:pPr>
+      <w:r>
+        <w:rPr>
+          <w:rFonts w:ascii="Times New Roman" w:hAnsi="Times New Roman"/>
+          <w:b w:val="0"/>
+          <w:i w:val="0"/>
+          <w:color w:val="000000"/>
+          <w:sz w:val="22"/>
+          <w:u w:val="none"/>
           <w:rtl w:val="0"/>
         </w:rPr>
         <w:t xml:space="preserve">{CASE TITLE}: [Full title as per court record, e.g., "Muhammad Saleem versus SHO, Police Station Sanda, Lahore"]</w:t>
@@ -442,11 +701,19 @@
     </w:p>
     <w:p>
       <w:pPr>
-        <w:spacing w:after="240" w:before="240" w:lineRule="auto"/>
-        <w:rPr/>
-      </w:pPr>
-      <w:r>
-        <w:rPr>
+        <w:spacing w:after="60" w:before="0" w:lineRule="auto" w:line="312"/>
+        <w:ind w:firstLine="360"/>
+        <w:jc w:val="both"/>
+        <w:rPr/>
+      </w:pPr>
+      <w:r>
+        <w:rPr>
+          <w:rFonts w:ascii="Times New Roman" w:hAnsi="Times New Roman"/>
+          <w:b w:val="0"/>
+          <w:i w:val="0"/>
+          <w:color w:val="000000"/>
+          <w:sz w:val="22"/>
+          <w:u w:val="none"/>
           <w:rtl w:val="0"/>
         </w:rPr>
         <w:t xml:space="preserve">{CASE NUMBER}: [Case number if assigned, otherwise write "In the Matter of"]</w:t>
@@ -454,11 +721,18 @@
     </w:p>
     <w:p>
       <w:pPr>
-        <w:spacing w:after="240" w:before="240" w:lineRule="auto"/>
-        <w:rPr/>
-      </w:pPr>
-      <w:r>
-        <w:rPr>
+        <w:spacing w:after="60" w:before="0" w:lineRule="auto" w:line="312"/>
+        <w:jc w:val="both"/>
+        <w:rPr/>
+      </w:pPr>
+      <w:r>
+        <w:rPr>
+          <w:rFonts w:ascii="Times New Roman" w:hAnsi="Times New Roman"/>
+          <w:b/>
+          <w:i w:val="0"/>
+          <w:color w:val="000000"/>
+          <w:sz w:val="22"/>
+          <w:u w:val="none"/>
           <w:rtl w:val="0"/>
         </w:rPr>
         <w:t xml:space="preserve">{Applicant Name}: [Full name of person filing application]</w:t>
@@ -466,11 +740,19 @@
     </w:p>
     <w:p>
       <w:pPr>
-        <w:spacing w:after="240" w:before="240" w:lineRule="auto"/>
-        <w:rPr/>
-      </w:pPr>
-      <w:r>
-        <w:rPr>
+        <w:spacing w:after="60" w:before="0" w:lineRule="auto" w:line="312"/>
+        <w:ind w:firstLine="360"/>
+        <w:jc w:val="both"/>
+        <w:rPr/>
+      </w:pPr>
+      <w:r>
+        <w:rPr>
+          <w:rFonts w:ascii="Times New Roman" w:hAnsi="Times New Roman"/>
+          <w:b/>
+          <w:i w:val="0"/>
+          <w:color w:val="000000"/>
+          <w:sz w:val="22"/>
+          <w:u w:val="none"/>
           <w:rtl w:val="0"/>
         </w:rPr>
         <w:t xml:space="preserve">{Respondent Name(s)}: [Name(s) of opposite party]</w:t>
@@ -478,11 +760,19 @@
     </w:p>
     <w:p>
       <w:pPr>
-        <w:spacing w:after="240" w:before="240" w:lineRule="auto"/>
-        <w:rPr/>
-      </w:pPr>
-      <w:r>
-        <w:rPr>
+        <w:spacing w:after="60" w:before="0" w:lineRule="auto" w:line="312"/>
+        <w:ind w:firstLine="360"/>
+        <w:jc w:val="both"/>
+        <w:rPr/>
+      </w:pPr>
+      <w:r>
+        <w:rPr>
+          <w:rFonts w:ascii="Times New Roman" w:hAnsi="Times New Roman"/>
+          <w:b w:val="0"/>
+          <w:i w:val="0"/>
+          <w:color w:val="000000"/>
+          <w:sz w:val="22"/>
+          <w:u w:val="none"/>
           <w:rtl w:val="0"/>
         </w:rPr>
         <w:t xml:space="preserve">{personal appearance / para-wise comments / filing of reply}: [Select appropriate phrase based on court order]</w:t>
@@ -490,11 +780,19 @@
     </w:p>
     <w:p>
       <w:pPr>
-        <w:spacing w:after="240" w:before="240" w:lineRule="auto"/>
-        <w:rPr/>
-      </w:pPr>
-      <w:r>
-        <w:rPr>
+        <w:spacing w:after="60" w:before="0" w:lineRule="auto" w:line="312"/>
+        <w:ind w:firstLine="360"/>
+        <w:jc w:val="both"/>
+        <w:rPr/>
+      </w:pPr>
+      <w:r>
+        <w:rPr>
+          <w:rFonts w:ascii="Times New Roman" w:hAnsi="Times New Roman"/>
+          <w:b w:val="0"/>
+          <w:i w:val="0"/>
+          <w:color w:val="000000"/>
+          <w:sz w:val="22"/>
+          <w:u w:val="none"/>
           <w:rtl w:val="0"/>
         </w:rPr>
         <w:t xml:space="preserve">{DATE OF FIRST HEARING}: [Date when first hearing was held]</w:t>
@@ -502,11 +800,19 @@
     </w:p>
     <w:p>
       <w:pPr>
-        <w:spacing w:after="240" w:before="240" w:lineRule="auto"/>
-        <w:rPr/>
-      </w:pPr>
-      <w:r>
-        <w:rPr>
+        <w:spacing w:after="60" w:before="0" w:lineRule="auto" w:line="312"/>
+        <w:ind w:firstLine="360"/>
+        <w:jc w:val="both"/>
+        <w:rPr/>
+      </w:pPr>
+      <w:r>
+        <w:rPr>
+          <w:rFonts w:ascii="Times New Roman" w:hAnsi="Times New Roman"/>
+          <w:b w:val="0"/>
+          <w:i w:val="0"/>
+          <w:color w:val="000000"/>
+          <w:sz w:val="22"/>
+          <w:u w:val="none"/>
           <w:rtl w:val="0"/>
         </w:rPr>
         <w:t xml:space="preserve">{failed to appear / failed to file requisite reply / sought adjournment}: [Select appropriate reason]</w:t>
@@ -514,11 +820,19 @@
     </w:p>
     <w:p>
       <w:pPr>
-        <w:spacing w:after="240" w:before="240" w:lineRule="auto"/>
-        <w:rPr/>
-      </w:pPr>
-      <w:r>
-        <w:rPr>
+        <w:spacing w:after="60" w:before="0" w:lineRule="auto" w:line="312"/>
+        <w:ind w:firstLine="360"/>
+        <w:jc w:val="both"/>
+        <w:rPr/>
+      </w:pPr>
+      <w:r>
+        <w:rPr>
+          <w:rFonts w:ascii="Times New Roman" w:hAnsi="Times New Roman"/>
+          <w:b w:val="0"/>
+          <w:i w:val="0"/>
+          <w:color w:val="000000"/>
+          <w:sz w:val="22"/>
+          <w:u w:val="none"/>
           <w:rtl w:val="0"/>
         </w:rPr>
         <w:t xml:space="preserve">{NEXT DATE OF HEARING}: [The scheduled future hearing date]</w:t>
@@ -526,11 +840,19 @@
     </w:p>
     <w:p>
       <w:pPr>
-        <w:spacing w:after="240" w:before="240" w:lineRule="auto"/>
-        <w:rPr/>
-      </w:pPr>
-      <w:r>
-        <w:rPr>
+        <w:spacing w:after="60" w:before="0" w:lineRule="auto" w:line="312"/>
+        <w:ind w:firstLine="360"/>
+        <w:jc w:val="both"/>
+        <w:rPr/>
+      </w:pPr>
+      <w:r>
+        <w:rPr>
+          <w:rFonts w:ascii="Times New Roman" w:hAnsi="Times New Roman"/>
+          <w:b/>
+          <w:i w:val="0"/>
+          <w:color w:val="000000"/>
+          <w:sz w:val="22"/>
+          <w:u w:val="none"/>
           <w:rtl w:val="0"/>
         </w:rPr>
         <w:t xml:space="preserve">{creating harassment / causing prejudice / taking adverse actions}: [Select appropriate phrase describing respondent's actions]</w:t>
@@ -538,11 +860,18 @@
     </w:p>
     <w:p>
       <w:pPr>
-        <w:spacing w:after="240" w:before="240" w:lineRule="auto"/>
-        <w:rPr/>
-      </w:pPr>
-      <w:r>
-        <w:rPr>
+        <w:spacing w:after="60" w:before="0" w:lineRule="auto" w:line="312"/>
+        <w:jc w:val="both"/>
+        <w:rPr/>
+      </w:pPr>
+      <w:r>
+        <w:rPr>
+          <w:rFonts w:ascii="Times New Roman" w:hAnsi="Times New Roman"/>
+          <w:b/>
+          <w:i w:val="0"/>
+          <w:color w:val="000000"/>
+          <w:sz w:val="22"/>
+          <w:u w:val="none"/>
           <w:rtl w:val="0"/>
         </w:rPr>
         <w:t xml:space="preserve">{cause irreparable harm / involve the Applicant in false litigation / defeat the purpose of the petition}: [Select appropriate apprehension]</w:t>
@@ -550,11 +879,19 @@
     </w:p>
     <w:p>
       <w:pPr>
-        <w:spacing w:after="240" w:before="240" w:lineRule="auto"/>
-        <w:rPr/>
-      </w:pPr>
-      <w:r>
-        <w:rPr>
+        <w:spacing w:after="60" w:before="0" w:lineRule="auto" w:line="312"/>
+        <w:ind w:firstLine="360"/>
+        <w:jc w:val="both"/>
+        <w:rPr/>
+      </w:pPr>
+      <w:r>
+        <w:rPr>
+          <w:rFonts w:ascii="Times New Roman" w:hAnsi="Times New Roman"/>
+          <w:b w:val="0"/>
+          <w:i w:val="0"/>
+          <w:color w:val="000000"/>
+          <w:sz w:val="22"/>
+          <w:u w:val="none"/>
           <w:rtl w:val="0"/>
         </w:rPr>
         <w:t xml:space="preserve">{SCHEDULED DATE}: [The same as {NEXT DATE OF HEARING}]</w:t>
@@ -562,11 +899,19 @@
     </w:p>
     <w:p>
       <w:pPr>
-        <w:spacing w:after="240" w:before="240" w:lineRule="auto"/>
-        <w:rPr/>
-      </w:pPr>
-      <w:r>
-        <w:rPr>
+        <w:spacing w:after="60" w:before="0" w:lineRule="auto" w:line="312"/>
+        <w:ind w:firstLine="360"/>
+        <w:jc w:val="both"/>
+        <w:rPr/>
+      </w:pPr>
+      <w:r>
+        <w:rPr>
+          <w:rFonts w:ascii="Times New Roman" w:hAnsi="Times New Roman"/>
+          <w:b/>
+          <w:i w:val="0"/>
+          <w:color w:val="000000"/>
+          <w:sz w:val="22"/>
+          <w:u w:val="none"/>
           <w:rtl w:val="0"/>
         </w:rPr>
         <w:t xml:space="preserve">{NAME OF ADVOCATE}: [Name of lawyer filing application]</w:t>
@@ -574,11 +919,19 @@
     </w:p>
     <w:p>
       <w:pPr>
-        <w:spacing w:after="240" w:before="240" w:lineRule="auto"/>
-        <w:rPr/>
-      </w:pPr>
-      <w:r>
-        <w:rPr>
+        <w:spacing w:after="60" w:before="0" w:lineRule="auto" w:line="312"/>
+        <w:ind w:firstLine="360"/>
+        <w:jc w:val="both"/>
+        <w:rPr/>
+      </w:pPr>
+      <w:r>
+        <w:rPr>
+          <w:rFonts w:ascii="Times New Roman" w:hAnsi="Times New Roman"/>
+          <w:b/>
+          <w:i w:val="0"/>
+          <w:color w:val="000000"/>
+          <w:sz w:val="22"/>
+          <w:u w:val="none"/>
           <w:rtl w:val="0"/>
         </w:rPr>
         <w:t xml:space="preserve">{BAR COUNCIL NUMBER}: [Advocate's enrollment number]</w:t>
@@ -586,11 +939,19 @@
     </w:p>
     <w:p>
       <w:pPr>
-        <w:spacing w:after="240" w:before="240" w:lineRule="auto"/>
-        <w:rPr/>
-      </w:pPr>
-      <w:r>
-        <w:rPr>
+        <w:spacing w:after="60" w:before="0" w:lineRule="auto" w:line="312"/>
+        <w:ind w:firstLine="360"/>
+        <w:jc w:val="both"/>
+        <w:rPr/>
+      </w:pPr>
+      <w:r>
+        <w:rPr>
+          <w:rFonts w:ascii="Times New Roman" w:hAnsi="Times New Roman"/>
+          <w:b w:val="0"/>
+          <w:i w:val="0"/>
+          <w:color w:val="000000"/>
+          <w:sz w:val="22"/>
+          <w:u w:val="none"/>
           <w:rtl w:val="0"/>
         </w:rPr>
         <w:t xml:space="preserve">{DATE OF FILING}: [Date when application is being filed]</w:t>
@@ -610,24 +971,116 @@
           <w:between w:space="0" w:sz="0" w:val="nil"/>
         </w:pBdr>
         <w:shd w:fill="auto" w:val="clear"/>
-        <w:spacing w:after="180" w:before="180" w:line="240" w:lineRule="auto"/>
-        <w:ind w:left="0" w:right="0" w:firstLine="0"/>
-        <w:jc w:val="left"/>
-        <w:rPr/>
-      </w:pPr>
-      <w:r>
-        <w:rPr>
+        <w:spacing w:after="60" w:before="0" w:line="312" w:lineRule="auto"/>
+        <w:ind w:left="0" w:right="0" w:firstLine="360"/>
+        <w:jc w:val="both"/>
+        <w:rPr/>
+      </w:pPr>
+      <w:r>
+        <w:rPr>
+          <w:rFonts w:ascii="Times New Roman" w:hAnsi="Times New Roman"/>
+          <w:b w:val="0"/>
+          <w:i w:val="0"/>
+          <w:color w:val="000000"/>
+          <w:sz w:val="22"/>
+          <w:u w:val="none"/>
           <w:rtl w:val="0"/>
         </w:rPr>
       </w:r>
     </w:p>
     <w:sectPr>
+      <w:background w:color="f7eedf"/>
+      <w:headerReference w:type="default" r:id="rId6"/>
+      <w:footerReference w:type="default" r:id="rId7"/>
       <w:pgSz w:h="15840" w:w="12240" w:orient="portrait"/>
-      <w:pgMar w:bottom="1440" w:top="1440" w:left="1440" w:right="1440" w:header="360" w:footer="360"/>
+      <w:pgMar w:bottom="1152" w:top="1152" w:left="1440" w:right="1440" w:header="360" w:footer="360"/>
       <w:pgNumType w:start="1"/>
+      <w:pgBorders w:offsetFrom="page">
+        <w:top w:val="single" w:sz="20" w:space="20" w:color="000000"/>
+        <w:left w:val="single" w:sz="20" w:space="20" w:color="000000"/>
+        <w:bottom w:val="single" w:sz="20" w:space="20" w:color="000000"/>
+        <w:right w:val="single" w:sz="20" w:space="20" w:color="000000"/>
+      </w:pgBorders>
     </w:sectPr>
   </w:body>
 </w:document>
+</file>
+
+<file path=word/footer1.xml><?xml version="1.0" encoding="utf-8"?>
+<w:ftr xmlns:m="http://schemas.openxmlformats.org/officeDocument/2006/math" xmlns:mc="http://schemas.openxmlformats.org/markup-compatibility/2006" xmlns:mo="http://schemas.microsoft.com/office/mac/office/2008/main" xmlns:mv="urn:schemas-microsoft-com:mac:vml" xmlns:o="urn:schemas-microsoft-com:office:office" xmlns:r="http://schemas.openxmlformats.org/officeDocument/2006/relationships" xmlns:v="urn:schemas-microsoft-com:vml" xmlns:w10="urn:schemas-microsoft-com:office:word" xmlns:w14="http://schemas.microsoft.com/office/word/2010/wordml" xmlns:w="http://schemas.openxmlformats.org/wordprocessingml/2006/main" xmlns:wne="http://schemas.microsoft.com/office/word/2006/wordml" xmlns:wp14="http://schemas.microsoft.com/office/word/2010/wordprocessingDrawing" xmlns:wp="http://schemas.openxmlformats.org/drawingml/2006/wordprocessingDrawing" xmlns:wpc="http://schemas.microsoft.com/office/word/2010/wordprocessingCanvas" xmlns:wpg="http://schemas.microsoft.com/office/word/2010/wordprocessingGroup" xmlns:wpi="http://schemas.microsoft.com/office/word/2010/wordprocessingInk" xmlns:wps="http://schemas.microsoft.com/office/word/2010/wordprocessingShape" mc:Ignorable="w14 wp14">
+  <w:p>
+    <w:pPr>
+      <w:jc w:val="center"/>
+    </w:pPr>
+    <w:r>
+      <w:rPr>
+        <w:rFonts w:ascii="Times New Roman" w:hAnsi="Times New Roman"/>
+        <w:b w:val="0"/>
+        <w:color w:val="505050"/>
+        <w:sz w:val="16"/>
+      </w:rPr>
+      <w:t>Generated by Lawmate</w:t>
+    </w:r>
+  </w:p>
+</w:ftr>
+</file>
+
+<file path=word/header1.xml><?xml version="1.0" encoding="utf-8"?>
+<w:hdr xmlns:m="http://schemas.openxmlformats.org/officeDocument/2006/math" xmlns:mc="http://schemas.openxmlformats.org/markup-compatibility/2006" xmlns:mo="http://schemas.microsoft.com/office/mac/office/2008/main" xmlns:mv="urn:schemas-microsoft-com:mac:vml" xmlns:o="urn:schemas-microsoft-com:office:office" xmlns:r="http://schemas.openxmlformats.org/officeDocument/2006/relationships" xmlns:v="urn:schemas-microsoft-com:vml" xmlns:w10="urn:schemas-microsoft-com:office:word" xmlns:w14="http://schemas.microsoft.com/office/word/2010/wordml" xmlns:w="http://schemas.openxmlformats.org/wordprocessingml/2006/main" xmlns:wne="http://schemas.microsoft.com/office/word/2006/wordml" xmlns:wp14="http://schemas.microsoft.com/office/word/2010/wordprocessingDrawing" xmlns:wp="http://schemas.openxmlformats.org/drawingml/2006/wordprocessingDrawing" xmlns:wpc="http://schemas.microsoft.com/office/word/2010/wordprocessingCanvas" xmlns:wpg="http://schemas.microsoft.com/office/word/2010/wordprocessingGroup" xmlns:wpi="http://schemas.microsoft.com/office/word/2010/wordprocessingInk" xmlns:wps="http://schemas.microsoft.com/office/word/2010/wordprocessingShape" mc:Ignorable="w14 wp14">
+  <w:p>
+    <w:pPr>
+      <w:jc w:val="center"/>
+    </w:pPr>
+    <w:r>
+      <w:drawing>
+        <wp:inline xmlns:a="http://schemas.openxmlformats.org/drawingml/2006/main" xmlns:pic="http://schemas.openxmlformats.org/drawingml/2006/picture">
+          <wp:extent cx="1371600" cy="1250354"/>
+          <wp:docPr id="1" name="Picture 1"/>
+          <wp:cNvGraphicFramePr>
+            <a:graphicFrameLocks noChangeAspect="1"/>
+          </wp:cNvGraphicFramePr>
+          <a:graphic>
+            <a:graphicData uri="http://schemas.openxmlformats.org/drawingml/2006/picture">
+              <pic:pic>
+                <pic:nvPicPr>
+                  <pic:cNvPr id="0" name="Copy of Copy of Labor Law Thesis Defense by Slidesgo.pptx.png"/>
+                  <pic:cNvPicPr/>
+                </pic:nvPicPr>
+                <pic:blipFill>
+                  <a:blip r:embed="rId4"/>
+                  <a:stretch>
+                    <a:fillRect/>
+                  </a:stretch>
+                </pic:blipFill>
+                <pic:spPr>
+                  <a:xfrm>
+                    <a:off x="0" y="0"/>
+                    <a:ext cx="1371600" cy="1250354"/>
+                  </a:xfrm>
+                  <a:prstGeom prst="rect"/>
+                </pic:spPr>
+              </pic:pic>
+            </a:graphicData>
+          </a:graphic>
+        </wp:inline>
+      </w:drawing>
+    </w:r>
+  </w:p>
+  <w:p>
+    <w:pPr>
+      <w:jc w:val="center"/>
+    </w:pPr>
+    <w:r>
+      <w:rPr>
+        <w:rFonts w:ascii="Times New Roman" w:hAnsi="Times New Roman"/>
+        <w:b w:val="0"/>
+        <w:color w:val="000000"/>
+        <w:sz w:val="16"/>
+      </w:rPr>
+      <w:t>________________________________________________________________________________</w:t>
+    </w:r>
+  </w:p>
+</w:hdr>
 </file>
 
 <file path=word/numbering.xml><?xml version="1.0" encoding="utf-8"?>
